--- a/radar-mvp/output/docs/Panorama_General_Historias_Usuario_Radar_2026-07-26.docx
+++ b/radar-mvp/output/docs/Panorama_General_Historias_Usuario_Radar_2026-07-26.docx
@@ -5093,7 +5093,7 @@
           <w:color w:val="2A1336"/>
           <w:sz w:val="22"/>
         </w:rPr>
-        <w:t>El análisis muestra muestra comparable, canon estimado, rentabilidad y nivel de confianza.</w:t>
+        <w:t>El análisis muestra comparables, canon estimado, rentabilidad y nivel de confianza.</w:t>
       </w:r>
     </w:p>
     <w:p>
